--- a/docs/planning/01_Product_Roadmap.docx
+++ b/docs/planning/01_Product_Roadmap.docx
@@ -1187,7 +1187,7 @@
         <w:pStyle w:val="Heading2"/>
       </w:pPr>
       <w:r>
-        <w:t>Build status (27 Oct 2026)</w:t>
+        <w:t>Build status (29 Oct 2026)</w:t>
       </w:r>
     </w:p>
     <w:tbl>
@@ -1297,7 +1297,7 @@
                 <w:b w:val="0"/>
                 <w:sz w:val="16"/>
               </w:rPr>
-              <w:t>Design system (Terracotta x Sand theme) and learner user flows exist in the app. Still needed: PRD sign-off, source policy, data dictionary, OpenAPI skeleton, backend stack choice.</w:t>
+              <w:t>Design system (Terracotta x Sand) and learner flows exist. Backend stack chosen (NestJS + Postgres), OpenAPI contract in backend/openapi.json. Still needed: PRD sign-off, source policy, data dictionary.</w:t>
             </w:r>
           </w:p>
         </w:tc>
@@ -1316,6 +1316,56 @@
                 <w:sz w:val="16"/>
               </w:rPr>
               <w:t>P1 Platform foundation</w:t>
+            </w:r>
+          </w:p>
+        </w:tc>
+        <w:tc>
+          <w:tcPr>
+            <w:tcW w:type="dxa" w:w="3408"/>
+            <w:shd w:val="clear" w:color="auto" w:fill="E2EFDA"/>
+            <w:vAlign w:val="top"/>
+          </w:tcPr>
+          <w:p>
+            <w:r>
+              <w:rPr>
+                <w:b/>
+                <w:sz w:val="16"/>
+              </w:rPr>
+              <w:t>Mostly done</w:t>
+            </w:r>
+          </w:p>
+        </w:tc>
+        <w:tc>
+          <w:tcPr>
+            <w:tcW w:type="dxa" w:w="3408"/>
+            <w:vAlign w:val="top"/>
+            <w:shd w:fill="F1F6FA"/>
+          </w:tcPr>
+          <w:p>
+            <w:r>
+              <w:rPr>
+                <w:b w:val="0"/>
+                <w:sz w:val="16"/>
+              </w:rPr>
+              <w:t>Learner and staff sign-in with roles, database migrations, CI on every push (backend, portal, app), a staging server with HTTPS and nightly database backups, standard API errors, and the app and portal shells. Still missing: staff management pages, analytics and crash reporting.</w:t>
+            </w:r>
+          </w:p>
+        </w:tc>
+      </w:tr>
+      <w:tr>
+        <w:tc>
+          <w:tcPr>
+            <w:tcW w:type="dxa" w:w="3408"/>
+            <w:vAlign w:val="top"/>
+            <w:shd w:fill="F1F6FA"/>
+          </w:tcPr>
+          <w:p>
+            <w:r>
+              <w:rPr>
+                <w:b w:val="0"/>
+                <w:sz w:val="16"/>
+              </w:rPr>
+              <w:t>P2 Content pipeline</w:t>
             </w:r>
           </w:p>
         </w:tc>
@@ -1347,57 +1397,7 @@
                 <w:b w:val="0"/>
                 <w:sz w:val="16"/>
               </w:rPr>
-              <w:t>Flutter app shell done. No auth, backend, environments, CI/CD or portal shell yet. Empty backend/ and cms/ folders created in the repo.</w:t>
-            </w:r>
-          </w:p>
-        </w:tc>
-      </w:tr>
-      <w:tr>
-        <w:tc>
-          <w:tcPr>
-            <w:tcW w:type="dxa" w:w="3408"/>
-            <w:vAlign w:val="top"/>
-            <w:shd w:fill="F1F6FA"/>
-          </w:tcPr>
-          <w:p>
-            <w:r>
-              <w:rPr>
-                <w:b w:val="0"/>
-                <w:sz w:val="16"/>
-              </w:rPr>
-              <w:t>P2 Content pipeline</w:t>
-            </w:r>
-          </w:p>
-        </w:tc>
-        <w:tc>
-          <w:tcPr>
-            <w:tcW w:type="dxa" w:w="3408"/>
-            <w:shd w:val="clear" w:color="auto" w:fill="EDEDED"/>
-            <w:vAlign w:val="top"/>
-          </w:tcPr>
-          <w:p>
-            <w:r>
-              <w:rPr>
-                <w:b/>
-                <w:sz w:val="16"/>
-              </w:rPr>
-              <w:t>Not started</w:t>
-            </w:r>
-          </w:p>
-        </w:tc>
-        <w:tc>
-          <w:tcPr>
-            <w:tcW w:type="dxa" w:w="3408"/>
-            <w:vAlign w:val="top"/>
-            <w:shd w:fill="F1F6FA"/>
-          </w:tcPr>
-          <w:p>
-            <w:r>
-              <w:rPr>
-                <w:b w:val="0"/>
-                <w:sz w:val="16"/>
-              </w:rPr>
-              <w:t>Not started. The 108 existing questions (with 5 translations) can be the first sample pack once the pipeline exists.</w:t>
+              <w:t>Content Management Portal: write, review and publish questions (draft → review → approved → published), fixed published versions, audit log. The 108 starter questions are imported. Still missing: taxonomy pages, sources and validity dates on the questions, CSV import.</w:t>
             </w:r>
           </w:p>
         </w:tc>
@@ -1447,7 +1447,7 @@
                 <w:b w:val="0"/>
                 <w:sz w:val="16"/>
               </w:rPr>
-              <w:t>Learner screens are built and tested offline (discovery, quiz, explanations, results, progress). Still needed: published content from the API, server scoring, bookmarks, mistake review, reports.</w:t>
+              <w:t>Quizzes run on the server: it picks the questions, keeps the answer keys and scores (including exam minus marks). Results, XP, stars, streak, coins, energy and settings are saved to the account. Still missing: bookmarks, mistake review, report-a-question.</w:t>
             </w:r>
           </w:p>
         </w:tc>
@@ -1497,7 +1497,7 @@
                 <w:b w:val="0"/>
                 <w:sz w:val="16"/>
               </w:rPr>
-              <w:t>Not started (38 automated tests exist for the offline app).</w:t>
+              <w:t>Not started. Automated tests exist: 37 unit and 63 API tests for the backend, 40 for the app.</w:t>
             </w:r>
           </w:p>
         </w:tc>
@@ -1547,7 +1547,7 @@
                 <w:b w:val="0"/>
                 <w:sz w:val="16"/>
               </w:rPr>
-              <w:t>Nothing yet.</w:t>
+              <w:t>Nothing yet. A staging server is running for testing (staging-api / staging-cms.deepwebstudio.dev).</w:t>
             </w:r>
           </w:p>
         </w:tc>
@@ -1572,7 +1572,7 @@
         <w:tc>
           <w:tcPr>
             <w:tcW w:type="dxa" w:w="3408"/>
-            <w:shd w:val="clear" w:color="auto" w:fill="E2EFDA"/>
+            <w:shd w:val="clear" w:color="auto" w:fill="FFF2CC"/>
             <w:vAlign w:val="top"/>
           </w:tcPr>
           <w:p>
@@ -1581,7 +1581,7 @@
                 <w:b/>
                 <w:sz w:val="16"/>
               </w:rPr>
-              <w:t>Done in app (offline)</w:t>
+              <w:t>Partly done</w:t>
             </w:r>
           </w:p>
         </w:tc>
@@ -1597,7 +1597,7 @@
                 <w:b w:val="0"/>
                 <w:sz w:val="16"/>
               </w:rPr>
-              <w:t>Ahead of plan on the device: streaks, daily challenge, leagues, 6 languages. Reminders and server-backed engagement not done.</w:t>
+              <w:t>Ahead of plan: streaks with freezes, Daily Docket, exam modes and real weekly leagues (on the server, topped up with practice players), 6 app languages. Still missing: push reminders, spaced repetition, language packs for quiz content.</w:t>
             </w:r>
           </w:p>
         </w:tc>
@@ -1647,7 +1647,7 @@
                 <w:b w:val="0"/>
                 <w:sz w:val="16"/>
               </w:rPr>
-              <w:t>Ask AI chat prototype and a demo premium paywall (no real payments).</w:t>
+              <w:t>Ask AI answers through the server with Azure OpenAI (gpt-5.4-mini), 5 free a day; no key in the app. Demo premium only (no real payments). Still missing: answers grounded in approved sources with citations.</w:t>
             </w:r>
           </w:p>
         </w:tc>
@@ -1655,7 +1655,7 @@
     </w:tbl>
     <w:p>
       <w:r>
-        <w:t>Built but not in this plan: a Legal Updates feed (10 curated landmark judgments and laws, with save) and a demo premium paywall. Payments are out of scope for the first release.</w:t>
+        <w:t>Built but not in this plan: a Legal Updates feed (10 curated landmark judgments and laws, with save) and a demo premium paywall (turned on by the app, testing only). Payments are out of scope for the first release.</w:t>
       </w:r>
     </w:p>
     <w:p>

--- a/docs/planning/01_Product_Roadmap.docx
+++ b/docs/planning/01_Product_Roadmap.docx
@@ -1397,7 +1397,7 @@
                 <w:b w:val="0"/>
                 <w:sz w:val="16"/>
               </w:rPr>
-              <w:t>Content Management Portal: write, review and publish questions (draft → review → approved → published), fixed published versions, audit log. The 108 starter questions are imported. Still missing: taxonomy pages, sources and validity dates on the questions, CSV import.</w:t>
+              <w:t>Content Management Portal: write, review and publish questions (draft → review → approved → published), fixed published versions, audit log. The 108 starter questions are imported and now carry researched sources, official links and validity dates, waiting for legal review. Still missing: taxonomy pages, staff account pages, CSV import, and a real reviewer signing off a sample pack.</w:t>
             </w:r>
           </w:p>
         </w:tc>
@@ -1422,7 +1422,7 @@
         <w:tc>
           <w:tcPr>
             <w:tcW w:type="dxa" w:w="3408"/>
-            <w:shd w:val="clear" w:color="auto" w:fill="FFF2CC"/>
+            <w:shd w:val="clear" w:color="auto" w:fill="E2EFDA"/>
             <w:vAlign w:val="top"/>
           </w:tcPr>
           <w:p>
@@ -1431,7 +1431,7 @@
                 <w:b/>
                 <w:sz w:val="16"/>
               </w:rPr>
-              <w:t>Partly done</w:t>
+              <w:t>Mostly done</w:t>
             </w:r>
           </w:p>
         </w:tc>
@@ -1447,7 +1447,7 @@
                 <w:b w:val="0"/>
                 <w:sz w:val="16"/>
               </w:rPr>
-              <w:t>Quizzes run on the server: it picks the questions, keeps the answer keys and scores (including exam minus marks). Results, XP, stars, streak, coins, energy and settings are saved to the account. Still missing: bookmarks, mistake review, report-a-question.</w:t>
+              <w:t>Quizzes run on the server: it picks the questions, keeps the answer keys and scores (including exam minus marks). Results, XP, stars, streak, coins, energy and settings are saved to the account. Saved questions, mistake review and report-a-question are built, and each explanation links to its official source. Still missing: QA sign-off of the learner journey on staging.</w:t>
             </w:r>
           </w:p>
         </w:tc>
@@ -1497,7 +1497,7 @@
                 <w:b w:val="0"/>
                 <w:sz w:val="16"/>
               </w:rPr>
-              <w:t>Not started. Automated tests exist: 37 unit and 63 API tests for the backend, 40 for the app.</w:t>
+              <w:t>Not started. Automated tests exist: 38 unit and 76 API tests for the backend, 41 for the app.</w:t>
             </w:r>
           </w:p>
         </w:tc>

--- a/docs/planning/01_Product_Roadmap.docx
+++ b/docs/planning/01_Product_Roadmap.docx
@@ -1397,7 +1397,7 @@
                 <w:b w:val="0"/>
                 <w:sz w:val="16"/>
               </w:rPr>
-              <w:t>Content Management Portal: write, review and publish questions (draft → review → approved → published), fixed published versions, audit log. The 108 starter questions are imported and now carry researched sources, official links and validity dates, waiting for legal review. Still missing: taxonomy pages, staff account pages, CSV import, and a real reviewer signing off a sample pack.</w:t>
+              <w:t>Content Management Portal: write, review and publish questions (draft → review → approved → published), fixed published versions, audit log, bulk submit / approve / publish, and CSV / Excel import (drafts only, with a test run and row-level errors) and export. The 108 starter questions carry researched sources, official links and validity dates, waiting for legal review. Still missing: taxonomy pages, staff account pages, and a real reviewer signing off a sample pack.</w:t>
             </w:r>
           </w:p>
         </w:tc>
@@ -1497,7 +1497,7 @@
                 <w:b w:val="0"/>
                 <w:sz w:val="16"/>
               </w:rPr>
-              <w:t>Not started. Automated tests exist: 38 unit and 76 API tests for the backend, 41 for the app.</w:t>
+              <w:t>Not started. Automated tests exist: 65 unit and 83 API tests for the backend, 41 for the app.</w:t>
             </w:r>
           </w:p>
         </w:tc>

--- a/docs/planning/01_Product_Roadmap.docx
+++ b/docs/planning/01_Product_Roadmap.docx
@@ -1397,7 +1397,7 @@
                 <w:b w:val="0"/>
                 <w:sz w:val="16"/>
               </w:rPr>
-              <w:t>Content Management Portal: write, review and publish questions (draft → review → approved → published), fixed published versions, audit log, bulk submit / approve / publish, and CSV / Excel import (drafts only, with a test run and row-level errors) and export. The 108 starter questions carry researched sources, official links and validity dates, waiting for legal review. Still missing: taxonomy pages, staff account pages, and a real reviewer signing off a sample pack.</w:t>
+              <w:t>Content Management Portal: write, review and publish questions (draft → review → approved → published), fixed published versions, audit log, bulk submit / approve / publish, CSV / Excel import (drafts only, with a test run and row-level errors) and export, and a Topics page for subjects, topics and acts. The 108 starter questions carry researched sources, official links and validity dates, waiting for legal review. Still missing: staff account pages, and a real reviewer signing off a sample pack.</w:t>
             </w:r>
           </w:p>
         </w:tc>
@@ -1497,7 +1497,7 @@
                 <w:b w:val="0"/>
                 <w:sz w:val="16"/>
               </w:rPr>
-              <w:t>Not started. Automated tests exist: 65 unit and 83 API tests for the backend, 41 for the app.</w:t>
+              <w:t>Not started. Automated tests exist: 65 unit and 88 API tests for the backend, 41 for the app.</w:t>
             </w:r>
           </w:p>
         </w:tc>

--- a/docs/planning/01_Product_Roadmap.docx
+++ b/docs/planning/01_Product_Roadmap.docx
@@ -1372,7 +1372,7 @@
         <w:tc>
           <w:tcPr>
             <w:tcW w:type="dxa" w:w="3408"/>
-            <w:shd w:val="clear" w:color="auto" w:fill="FFF2CC"/>
+            <w:shd w:val="clear" w:color="auto" w:fill="E2EFDA"/>
             <w:vAlign w:val="top"/>
           </w:tcPr>
           <w:p>
@@ -1381,7 +1381,7 @@
                 <w:b/>
                 <w:sz w:val="16"/>
               </w:rPr>
-              <w:t>Partly done</w:t>
+              <w:t>Mostly done</w:t>
             </w:r>
           </w:p>
         </w:tc>
@@ -1397,7 +1397,7 @@
                 <w:b w:val="0"/>
                 <w:sz w:val="16"/>
               </w:rPr>
-              <w:t>Content Management Portal: write, review and publish questions (draft → review → approved → published), fixed published versions, audit log, bulk submit / approve / publish, CSV / Excel import (drafts only, with a test run and row-level errors) and export, and a Topics page for subjects, topics and acts. The 108 starter questions carry researched sources, official links and validity dates, waiting for legal review. Still missing: staff account pages, and a real reviewer signing off a sample pack.</w:t>
+              <w:t>Content Management Portal: write, review and publish questions with fixed versions and an audit log; bulk submit / approve / publish; CSV / Excel import (drafts only, with a test run and row-level errors) and export; a Topics page for subjects, topics and acts; and Staff accounts with one-time setup links and role changes. The 108 starter questions carry researched sources, official links and validity dates. Still missing: a real legal reviewer signing off a sample pack on staging (the exit gate).</w:t>
             </w:r>
           </w:p>
         </w:tc>
@@ -1497,7 +1497,7 @@
                 <w:b w:val="0"/>
                 <w:sz w:val="16"/>
               </w:rPr>
-              <w:t>Not started. Automated tests exist: 65 unit and 88 API tests for the backend, 41 for the app.</w:t>
+              <w:t>Not started. Automated tests exist: 65 unit and 93 API tests for the backend, 41 for the app.</w:t>
             </w:r>
           </w:p>
         </w:tc>

--- a/docs/planning/01_Product_Roadmap.docx
+++ b/docs/planning/01_Product_Roadmap.docx
@@ -1472,7 +1472,7 @@
         <w:tc>
           <w:tcPr>
             <w:tcW w:type="dxa" w:w="3408"/>
-            <w:shd w:val="clear" w:color="auto" w:fill="EDEDED"/>
+            <w:shd w:val="clear" w:color="auto" w:fill="FFF2CC"/>
             <w:vAlign w:val="top"/>
           </w:tcPr>
           <w:p>
@@ -1481,7 +1481,7 @@
                 <w:b/>
                 <w:sz w:val="16"/>
               </w:rPr>
-              <w:t>Not started</w:t>
+              <w:t>Partly done</w:t>
             </w:r>
           </w:p>
         </w:tc>
@@ -1497,7 +1497,7 @@
                 <w:b w:val="0"/>
                 <w:sz w:val="16"/>
               </w:rPr>
-              <w:t>Not started. Automated tests exist: 65 unit and 93 API tests for the backend, 41 for the app.</w:t>
+              <w:t>Started. Done: premium hidden for the beta (the app and the API), in-app account deletion. Decided: Sentry for crash reporting, our own usage events for analytics, citizens as the beta audience, production hosting later. Still to do: Sentry, usage events and a dashboard, minimum app version, translations of English-only screens, accessibility and dark-mode check, shared sign-in rate limit, key rotation, store preparation. Automated tests: 65 unit and 97 API tests for the backend, 42 for the app.</w:t>
             </w:r>
           </w:p>
         </w:tc>

--- a/docs/planning/01_Product_Roadmap.docx
+++ b/docs/planning/01_Product_Roadmap.docx
@@ -1497,7 +1497,7 @@
                 <w:b w:val="0"/>
                 <w:sz w:val="16"/>
               </w:rPr>
-              <w:t>Started. Done: premium hidden for the beta (the app and the API), in-app account deletion. Decided: Sentry for crash reporting, our own usage events for analytics, citizens as the beta audience, production hosting later. Still to do: Sentry, usage events and a dashboard, minimum app version, translations of English-only screens, accessibility and dark-mode check, shared sign-in rate limit, key rotation, store preparation. Automated tests: 65 unit and 97 API tests for the backend, 42 for the app.</w:t>
+              <w:t>Started. Done: premium hidden for the beta (the app and the API), in-app account deletion, crash reporting in the app with Sentry (errors only, no personal details), and a corrected privacy text. Decided: our own usage events for analytics, citizens as the beta audience, production hosting later. Still to do: Sentry for the API and the portal, usage events and a dashboard, minimum app version, translations of English-only screens, accessibility and dark-mode check, shared sign-in rate limit, key rotation, store preparation. Automated tests: 65 unit and 97 API tests for the backend, 44 for the app.</w:t>
             </w:r>
           </w:p>
         </w:tc>

--- a/docs/planning/01_Product_Roadmap.docx
+++ b/docs/planning/01_Product_Roadmap.docx
@@ -1497,7 +1497,7 @@
                 <w:b w:val="0"/>
                 <w:sz w:val="16"/>
               </w:rPr>
-              <w:t>Started. Done: premium hidden for the beta (the app and the API), in-app account deletion, crash reporting in the app with Sentry (errors only, no personal details), and a corrected privacy text. Decided: our own usage events for analytics, citizens as the beta audience, production hosting later. Still to do: Sentry for the API and the portal, usage events and a dashboard, minimum app version, translations of English-only screens, accessibility and dark-mode check, shared sign-in rate limit, key rotation, store preparation. Automated tests: 65 unit and 97 API tests for the backend, 44 for the app.</w:t>
+              <w:t>Started. Done: premium hidden for the beta (the app and the API), in-app account deletion, crash reporting in the app with Sentry (errors only, no personal details), usage analytics with a portal dashboard (calculated from existing records), and a corrected privacy text. Decided: citizens as the beta audience, production hosting later. Still to do: Sentry for the API and the portal, minimum app version, translations of English-only screens, accessibility and dark-mode check, shared sign-in rate limit, key rotation, store preparation. Automated tests: 65 unit and 102 API tests for the backend, 46 for the app.</w:t>
             </w:r>
           </w:p>
         </w:tc>

--- a/docs/planning/01_Product_Roadmap.docx
+++ b/docs/planning/01_Product_Roadmap.docx
@@ -1497,7 +1497,7 @@
                 <w:b w:val="0"/>
                 <w:sz w:val="16"/>
               </w:rPr>
-              <w:t>Started. Done: premium hidden for the beta (the app and the API), in-app account deletion, crash reporting in the app with Sentry (errors only, no personal details), usage analytics with a portal dashboard (calculated from existing records), and a corrected privacy text. Decided: citizens as the beta audience, production hosting later. Still to do: Sentry for the API and the portal, minimum app version, translations of English-only screens, accessibility and dark-mode check, shared sign-in rate limit, key rotation, store preparation. Automated tests: 65 unit and 102 API tests for the backend, 46 for the app.</w:t>
+              <w:t>Started. Done: premium hidden for the beta (the app and the API), in-app account deletion, crash reporting in the app with Sentry (errors only, no personal details), usage analytics with a portal dashboard (calculated from existing records), a minimum app version check (old builds are told to update), and a corrected privacy text. Decided: citizens as the beta audience, production hosting later. Still to do: Sentry for the API and the portal, translations of English-only screens, accessibility and dark-mode check, shared sign-in rate limit, key rotation, store preparation. Automated tests: 67 unit and 104 API tests for the backend, 55 for the app.</w:t>
             </w:r>
           </w:p>
         </w:tc>

--- a/docs/planning/01_Product_Roadmap.docx
+++ b/docs/planning/01_Product_Roadmap.docx
@@ -1497,7 +1497,7 @@
                 <w:b w:val="0"/>
                 <w:sz w:val="16"/>
               </w:rPr>
-              <w:t>Started. Done: premium hidden for the beta (the app and the API), in-app account deletion, crash reporting in the app with Sentry (errors only, no personal details), usage analytics with a portal dashboard (calculated from existing records), a minimum app version check (old builds are told to update), and a corrected privacy text. Decided: citizens as the beta audience, production hosting later. Still to do: Sentry for the API and the portal, translations of English-only screens, accessibility and dark-mode check, shared sign-in rate limit, key rotation, store preparation. Automated tests: 67 unit and 104 API tests for the backend, 55 for the app.</w:t>
+              <w:t>Started. Done: premium hidden for the beta (the app and the API), in-app account deletion, crash reporting in the app with Sentry (errors only, no personal details), usage analytics with a portal dashboard (calculated from existing records), a minimum app version check (old builds are told to update), translations of the English-only screens into five languages (to be read by native speakers), and a corrected privacy text. Decided: citizens as the beta audience, production hosting later. Still to do: Sentry for the API and the portal, accessibility and dark-mode check, shared sign-in rate limit, key rotation, store preparation. Automated tests: 67 unit and 104 API tests for the backend, 60 for the app.</w:t>
             </w:r>
           </w:p>
         </w:tc>

--- a/docs/planning/01_Product_Roadmap.docx
+++ b/docs/planning/01_Product_Roadmap.docx
@@ -1497,7 +1497,7 @@
                 <w:b w:val="0"/>
                 <w:sz w:val="16"/>
               </w:rPr>
-              <w:t>Started. Done: premium hidden for the beta (the app and the API), in-app account deletion, crash reporting in the app with Sentry (errors only, no personal details), usage analytics with a portal dashboard (calculated from existing records), a minimum app version check (old builds are told to update), translations of the English-only screens into five languages (to be read by native speakers), and a corrected privacy text. Decided: citizens as the beta audience, production hosting later. Still to do: Sentry for the API and the portal, accessibility and dark-mode check, shared sign-in rate limit, key rotation, store preparation. Automated tests: 67 unit and 104 API tests for the backend, 60 for the app.</w:t>
+              <w:t>Started. Done: premium hidden for the beta (the app and the API), in-app account deletion, crash reporting with Sentry in the app, the API and the portal (errors only, no personal details), usage analytics with a portal dashboard (calculated from existing records), a minimum app version check (old builds are told to update), translations of the English-only screens into five languages (to be read by native speakers), and a corrected privacy text. Decided: citizens as the beta audience, production hosting later. Still to do: accessibility and dark-mode check, shared sign-in rate limit, key rotation, store preparation. Automated tests: 71 unit and 104 API tests for the backend, 60 for the app.</w:t>
             </w:r>
           </w:p>
         </w:tc>
